--- a/public/cvs/Melis_Yilmaz_CV_Portfolio.docx
+++ b/public/cvs/Melis_Yilmaz_CV_Portfolio.docx
@@ -61,7 +61,7 @@
           <w:sz w:val="18"/>
           <w:szCs w:val="18"/>
         </w:rPr>
-        <w:t xml:space="preserve">LinkedIn: linkedin.com/in/melisyilmaz  |  Web: www.debuggertr.com</w:t>
+        <w:t xml:space="preserve">LinkedIn: linkedin.com/in/melis-yilmaz-81189b13a  |  Web: www.debuggertr.com</w:t>
       </w:r>
     </w:p>
     <w:p>
